--- a/literature/J Appl Ecol 2026-06-09/4. Supporting Information-JTF.docx
+++ b/literature/J Appl Ecol 2026-06-09/4. Supporting Information-JTF.docx
@@ -162,17 +162,7 @@
           <w:iCs/>
           <w:lang w:val="en-US"/>
         </w:rPr>
-        <w:t xml:space="preserve">quirrel </w:t>
-      </w:r>
-      <w:proofErr w:type="spellStart"/>
-      <w:r>
-        <w:rPr>
-          <w:rFonts w:ascii="Calibri" w:hAnsi="Calibri" w:cs="Calibri"/>
-          <w:i/>
-          <w:iCs/>
-          <w:lang w:val="en-US"/>
-        </w:rPr>
-        <w:t>presence</w:t>
+        <w:t>quirrel presence</w:t>
       </w:r>
       <w:r>
         <w:rPr>
@@ -184,7 +174,6 @@
         </w:rPr>
         <w:t>ij</w:t>
       </w:r>
-      <w:proofErr w:type="spellEnd"/>
       <w:r>
         <w:rPr>
           <w:rFonts w:ascii="Calibri" w:hAnsi="Calibri" w:cs="Calibri"/>
@@ -236,7 +225,6 @@
         </w:rPr>
         <w:t xml:space="preserve"> </w:t>
       </w:r>
-      <w:proofErr w:type="spellStart"/>
       <w:r>
         <w:rPr>
           <w:rFonts w:ascii="Calibri" w:hAnsi="Calibri" w:cs="Calibri"/>
@@ -244,9 +232,15 @@
           <w:iCs/>
           <w:lang w:val="en-US"/>
         </w:rPr>
-        <w:t>i</w:t>
-      </w:r>
-      <w:proofErr w:type="spellEnd"/>
+        <w:t xml:space="preserve">i </w:t>
+      </w:r>
+      <w:r>
+        <w:rPr>
+          <w:rFonts w:ascii="Calibri" w:hAnsi="Calibri" w:cs="Calibri"/>
+          <w:lang w:val="en-US"/>
+        </w:rPr>
+        <w:t xml:space="preserve">in array </w:t>
+      </w:r>
       <w:r>
         <w:rPr>
           <w:rFonts w:ascii="Calibri" w:hAnsi="Calibri" w:cs="Calibri"/>
@@ -254,39 +248,22 @@
           <w:iCs/>
           <w:lang w:val="en-US"/>
         </w:rPr>
+        <w:t>j</w:t>
+      </w:r>
+      <w:r>
+        <w:rPr>
+          <w:rFonts w:ascii="Calibri" w:hAnsi="Calibri" w:cs="Calibri"/>
+          <w:lang w:val="en-US"/>
+        </w:rPr>
+        <w:t xml:space="preserve"> with</w:t>
+      </w:r>
+      <w:r>
+        <w:rPr>
+          <w:rFonts w:ascii="Calibri" w:hAnsi="Calibri" w:cs="Calibri"/>
+          <w:lang w:val="en-US"/>
+        </w:rPr>
         <w:t xml:space="preserve"> </w:t>
       </w:r>
-      <w:r>
-        <w:rPr>
-          <w:rFonts w:ascii="Calibri" w:hAnsi="Calibri" w:cs="Calibri"/>
-          <w:lang w:val="en-US"/>
-        </w:rPr>
-        <w:t xml:space="preserve">in array </w:t>
-      </w:r>
-      <w:r>
-        <w:rPr>
-          <w:rFonts w:ascii="Calibri" w:hAnsi="Calibri" w:cs="Calibri"/>
-          <w:i/>
-          <w:iCs/>
-          <w:lang w:val="en-US"/>
-        </w:rPr>
-        <w:t>j</w:t>
-      </w:r>
-      <w:r>
-        <w:rPr>
-          <w:rFonts w:ascii="Calibri" w:hAnsi="Calibri" w:cs="Calibri"/>
-          <w:lang w:val="en-US"/>
-        </w:rPr>
-        <w:t xml:space="preserve"> with</w:t>
-      </w:r>
-      <w:r>
-        <w:rPr>
-          <w:rFonts w:ascii="Calibri" w:hAnsi="Calibri" w:cs="Calibri"/>
-          <w:lang w:val="en-US"/>
-        </w:rPr>
-        <w:t xml:space="preserve"> </w:t>
-      </w:r>
-      <w:proofErr w:type="spellStart"/>
       <w:r>
         <w:rPr>
           <w:rFonts w:ascii="Calibri" w:hAnsi="Calibri" w:cs="Calibri"/>
@@ -306,7 +283,6 @@
         </w:rPr>
         <w:t>ij</w:t>
       </w:r>
-      <w:proofErr w:type="spellEnd"/>
       <w:r>
         <w:rPr>
           <w:rFonts w:ascii="Calibri" w:hAnsi="Calibri" w:cs="Calibri"/>
@@ -363,7 +339,6 @@
         </w:rPr>
         <w:t xml:space="preserve"> was the linear coefficient for landscape covariate </w:t>
       </w:r>
-      <w:proofErr w:type="spellStart"/>
       <w:r>
         <w:rPr>
           <w:rFonts w:ascii="Calibri" w:hAnsi="Calibri" w:cs="Calibri"/>
@@ -385,7 +360,6 @@
         </w:rPr>
         <w:t>n</w:t>
       </w:r>
-      <w:proofErr w:type="spellEnd"/>
       <w:r>
         <w:rPr>
           <w:rFonts w:ascii="Calibri" w:hAnsi="Calibri" w:cs="Calibri"/>
@@ -423,7 +397,6 @@
         </w:rPr>
         <w:t xml:space="preserve"> and </w:t>
       </w:r>
-      <w:proofErr w:type="spellStart"/>
       <w:r>
         <w:rPr>
           <w:rFonts w:ascii="Calibri" w:hAnsi="Calibri" w:cs="Calibri"/>
@@ -445,7 +418,6 @@
         </w:rPr>
         <w:t>j</w:t>
       </w:r>
-      <w:proofErr w:type="spellEnd"/>
       <w:r>
         <w:rPr>
           <w:rFonts w:ascii="Calibri" w:hAnsi="Calibri" w:cs="Calibri"/>
@@ -464,7 +436,6 @@
         </w:rPr>
         <w:t xml:space="preserve">were nested random intercepts of site and array, which were assumed to have a normally distributed variance. All models were fit using the </w:t>
       </w:r>
-      <w:proofErr w:type="spellStart"/>
       <w:r>
         <w:rPr>
           <w:rFonts w:ascii="Calibri" w:hAnsi="Calibri" w:cs="Calibri"/>
@@ -475,7 +446,6 @@
         </w:rPr>
         <w:t>glmmTMB</w:t>
       </w:r>
-      <w:proofErr w:type="spellEnd"/>
       <w:r>
         <w:rPr>
           <w:rFonts w:ascii="Calibri" w:hAnsi="Calibri" w:cs="Calibri"/>
@@ -1509,6 +1479,7 @@
           <w:lang w:val="en-US"/>
         </w:rPr>
       </w:pPr>
+      <w:commentRangeStart w:id="0"/>
       <w:r>
         <w:rPr>
           <w:rFonts w:ascii="Calibri" w:eastAsia="Calibri" w:hAnsi="Calibri" w:cs="Calibri"/>
@@ -1636,6 +1607,17 @@
           <w:lang w:val="en-US"/>
         </w:rPr>
         <w:t xml:space="preserve">309 months with squirrels present. </w:t>
+      </w:r>
+      <w:commentRangeEnd w:id="0"/>
+      <w:r>
+        <w:rPr>
+          <w:rStyle w:val="CommentReference"/>
+          <w:rFonts w:ascii="Calibri" w:eastAsia="Calibri" w:hAnsi="Calibri" w:cs="Calibri"/>
+          <w:sz w:val="22"/>
+          <w:szCs w:val="22"/>
+          <w:lang w:val="en-US"/>
+        </w:rPr>
+        <w:commentReference w:id="0"/>
       </w:r>
     </w:p>
     <w:p>
@@ -1692,7 +1674,7 @@
                     <pic:cNvPicPr/>
                   </pic:nvPicPr>
                   <pic:blipFill>
-                    <a:blip r:embed="rId10" cstate="print">
+                    <a:blip r:embed="rId14" cstate="print">
                       <a:extLst>
                         <a:ext uri="{28A0092B-C50C-407E-A947-70E740481C1C}">
                           <a14:useLocalDpi xmlns:a14="http://schemas.microsoft.com/office/drawing/2010/main" val="0"/>
@@ -1782,23 +1764,7 @@
           <w:rFonts w:ascii="Calibri" w:eastAsia="Calibri" w:hAnsi="Calibri" w:cs="Calibri"/>
           <w:lang w:val="en-US"/>
         </w:rPr>
-        <w:t xml:space="preserve"> (lowest </w:t>
-      </w:r>
-      <w:proofErr w:type="spellStart"/>
-      <w:r>
-        <w:rPr>
-          <w:rFonts w:ascii="Calibri" w:eastAsia="Calibri" w:hAnsi="Calibri" w:cs="Calibri"/>
-          <w:lang w:val="en-US"/>
-        </w:rPr>
-        <w:t>AICc</w:t>
-      </w:r>
-      <w:proofErr w:type="spellEnd"/>
-      <w:r>
-        <w:rPr>
-          <w:rFonts w:ascii="Calibri" w:eastAsia="Calibri" w:hAnsi="Calibri" w:cs="Calibri"/>
-          <w:lang w:val="en-US"/>
-        </w:rPr>
-        <w:t>)</w:t>
+        <w:t xml:space="preserve"> (lowest AICc)</w:t>
       </w:r>
       <w:r>
         <w:rPr>
@@ -1910,23 +1876,7 @@
           <w:rFonts w:ascii="Calibri" w:eastAsia="Calibri" w:hAnsi="Calibri" w:cs="Calibri"/>
           <w:lang w:val="en-US"/>
         </w:rPr>
-        <w:t xml:space="preserve">Models were fit using mixed-effect proportional binomial models with </w:t>
-      </w:r>
-      <w:proofErr w:type="gramStart"/>
-      <w:r>
-        <w:rPr>
-          <w:rFonts w:ascii="Calibri" w:eastAsia="Calibri" w:hAnsi="Calibri" w:cs="Calibri"/>
-          <w:lang w:val="en-US"/>
-        </w:rPr>
-        <w:t>nested random</w:t>
-      </w:r>
-      <w:proofErr w:type="gramEnd"/>
-      <w:r>
-        <w:rPr>
-          <w:rFonts w:ascii="Calibri" w:eastAsia="Calibri" w:hAnsi="Calibri" w:cs="Calibri"/>
-          <w:lang w:val="en-US"/>
-        </w:rPr>
-        <w:t xml:space="preserve"> effects for camera site and </w:t>
+        <w:t xml:space="preserve">Models were fit using mixed-effect proportional binomial models with nested random effects for camera site and </w:t>
       </w:r>
       <w:r>
         <w:rPr>
@@ -1961,23 +1911,7 @@
           <w:rFonts w:ascii="Calibri" w:eastAsia="Calibri" w:hAnsi="Calibri" w:cs="Calibri"/>
           <w:lang w:val="en-US"/>
         </w:rPr>
-        <w:t xml:space="preserve">, </w:t>
-      </w:r>
-      <w:proofErr w:type="gramStart"/>
-      <w:r>
-        <w:rPr>
-          <w:rFonts w:ascii="Calibri" w:eastAsia="Calibri" w:hAnsi="Calibri" w:cs="Calibri"/>
-          <w:lang w:val="en-US"/>
-        </w:rPr>
-        <w:t>with the exception of</w:t>
-      </w:r>
-      <w:proofErr w:type="gramEnd"/>
-      <w:r>
-        <w:rPr>
-          <w:rFonts w:ascii="Calibri" w:eastAsia="Calibri" w:hAnsi="Calibri" w:cs="Calibri"/>
-          <w:lang w:val="en-US"/>
-        </w:rPr>
-        <w:t xml:space="preserve"> the 5000</w:t>
+        <w:t>, with the exception of the 5000</w:t>
       </w:r>
       <w:r>
         <w:rPr>
@@ -1998,23 +1932,7 @@
           <w:rFonts w:ascii="Calibri" w:eastAsia="Calibri" w:hAnsi="Calibri" w:cs="Calibri"/>
           <w:lang w:val="en-US"/>
         </w:rPr>
-        <w:t xml:space="preserve">the top-performing model (based on </w:t>
-      </w:r>
-      <w:proofErr w:type="spellStart"/>
-      <w:r>
-        <w:rPr>
-          <w:rFonts w:ascii="Calibri" w:eastAsia="Calibri" w:hAnsi="Calibri" w:cs="Calibri"/>
-          <w:lang w:val="en-US"/>
-        </w:rPr>
-        <w:t>AICc</w:t>
-      </w:r>
-      <w:proofErr w:type="spellEnd"/>
-      <w:r>
-        <w:rPr>
-          <w:rFonts w:ascii="Calibri" w:eastAsia="Calibri" w:hAnsi="Calibri" w:cs="Calibri"/>
-          <w:lang w:val="en-US"/>
-        </w:rPr>
-        <w:t xml:space="preserve">) did not contain an interaction between edge density and cumulative industrial footprint. </w:t>
+        <w:t xml:space="preserve">the top-performing model (based on AICc) did not contain an interaction between edge density and cumulative industrial footprint. </w:t>
       </w:r>
     </w:p>
     <w:p>
@@ -2067,7 +1985,7 @@
                     </pic:cNvPicPr>
                   </pic:nvPicPr>
                   <pic:blipFill>
-                    <a:blip r:embed="rId11" cstate="print">
+                    <a:blip r:embed="rId15" cstate="print">
                       <a:extLst>
                         <a:ext uri="{28A0092B-C50C-407E-A947-70E740481C1C}">
                           <a14:useLocalDpi xmlns:a14="http://schemas.microsoft.com/office/drawing/2010/main" val="0"/>
@@ -2244,7 +2162,7 @@
                     <pic:cNvPicPr/>
                   </pic:nvPicPr>
                   <pic:blipFill rotWithShape="1">
-                    <a:blip r:embed="rId12">
+                    <a:blip r:embed="rId16">
                       <a:extLst>
                         <a:ext uri="{28A0092B-C50C-407E-A947-70E740481C1C}">
                           <a14:useLocalDpi xmlns:a14="http://schemas.microsoft.com/office/drawing/2010/main"/>
@@ -2440,23 +2358,7 @@
           <w:rFonts w:ascii="Calibri" w:eastAsia="Calibri" w:hAnsi="Calibri" w:cs="Calibri"/>
           <w:lang w:val="en-US"/>
         </w:rPr>
-        <w:t xml:space="preserve"> Covariates describing the composition of natural habitat, composition of anthropogenic features, and landscape configuration in negative binomial models of red squirrel abundance in the Boreal Plains. Each category of covariates was included in models at a separate spatial scale. Within each category of predictors, we fit a model using all predictors at 22 spatial scales (50 m–5000 m) and compared the Akaike Information Criterion corrected for small sample size (</w:t>
-      </w:r>
-      <w:proofErr w:type="spellStart"/>
-      <w:r>
-        <w:rPr>
-          <w:rFonts w:ascii="Calibri" w:eastAsia="Calibri" w:hAnsi="Calibri" w:cs="Calibri"/>
-          <w:lang w:val="en-US"/>
-        </w:rPr>
-        <w:t>AICc</w:t>
-      </w:r>
-      <w:proofErr w:type="spellEnd"/>
-      <w:r>
-        <w:rPr>
-          <w:rFonts w:ascii="Calibri" w:eastAsia="Calibri" w:hAnsi="Calibri" w:cs="Calibri"/>
-          <w:lang w:val="en-US"/>
-        </w:rPr>
-        <w:t>) scores across spatial scales to determine which one was best supported for statistical modelling.</w:t>
+        <w:t xml:space="preserve"> Covariates describing the composition of natural habitat, composition of anthropogenic features, and landscape configuration in negative binomial models of red squirrel abundance in the Boreal Plains. Each category of covariates was included in models at a separate spatial scale. Within each category of predictors, we fit a model using all predictors at 22 spatial scales (50 m–5000 m) and compared the Akaike Information Criterion corrected for small sample size (AICc) scores across spatial scales to determine which one was best supported for statistical modelling.</w:t>
       </w:r>
     </w:p>
     <w:p>
@@ -3454,29 +3356,7 @@
                 <w:szCs w:val="16"/>
                 <w:lang w:val="en-CA"/>
               </w:rPr>
-              <w:t xml:space="preserve">Proportion cover of </w:t>
-            </w:r>
-            <w:proofErr w:type="spellStart"/>
-            <w:r>
-              <w:rPr>
-                <w:rFonts w:ascii="Calibri" w:eastAsia="Times New Roman" w:hAnsi="Calibri" w:cs="Calibri"/>
-                <w:color w:val="000000"/>
-                <w:sz w:val="16"/>
-                <w:szCs w:val="16"/>
-                <w:lang w:val="en-CA"/>
-              </w:rPr>
-              <w:t>herbacous</w:t>
-            </w:r>
-            <w:proofErr w:type="spellEnd"/>
-            <w:r>
-              <w:rPr>
-                <w:rFonts w:ascii="Calibri" w:eastAsia="Times New Roman" w:hAnsi="Calibri" w:cs="Calibri"/>
-                <w:color w:val="000000"/>
-                <w:sz w:val="16"/>
-                <w:szCs w:val="16"/>
-                <w:lang w:val="en-CA"/>
-              </w:rPr>
-              <w:t xml:space="preserve"> plants.</w:t>
+              <w:t>Proportion cover of herbacous plants.</w:t>
             </w:r>
           </w:p>
         </w:tc>
@@ -3510,7 +3390,6 @@
                 <w:lang w:val="en-CA"/>
               </w:rPr>
             </w:pPr>
-            <w:proofErr w:type="spellStart"/>
             <w:r>
               <w:rPr>
                 <w:rFonts w:ascii="Calibri" w:eastAsia="Times New Roman" w:hAnsi="Calibri" w:cs="Calibri"/>
@@ -3521,7 +3400,6 @@
               </w:rPr>
               <w:t>Mixedwood</w:t>
             </w:r>
-            <w:proofErr w:type="spellEnd"/>
           </w:p>
         </w:tc>
         <w:tc>
@@ -3628,9 +3506,8 @@
                 <w:szCs w:val="16"/>
                 <w:lang w:val="en-CA"/>
               </w:rPr>
-              <w:t xml:space="preserve">Proportion cover of </w:t>
-            </w:r>
-            <w:proofErr w:type="spellStart"/>
+              <w:t>Proportion cover of mixedwood forest.</w:t>
+            </w:r>
             <w:r>
               <w:rPr>
                 <w:rFonts w:ascii="Calibri" w:eastAsia="Times New Roman" w:hAnsi="Calibri" w:cs="Calibri"/>
@@ -3639,50 +3516,7 @@
                 <w:szCs w:val="16"/>
                 <w:lang w:val="en-CA"/>
               </w:rPr>
-              <w:t>mixedwood</w:t>
-            </w:r>
-            <w:proofErr w:type="spellEnd"/>
-            <w:r>
-              <w:rPr>
-                <w:rFonts w:ascii="Calibri" w:eastAsia="Times New Roman" w:hAnsi="Calibri" w:cs="Calibri"/>
-                <w:color w:val="000000" w:themeColor="text1"/>
-                <w:sz w:val="16"/>
-                <w:szCs w:val="16"/>
-                <w:lang w:val="en-CA"/>
-              </w:rPr>
-              <w:t xml:space="preserve"> forest.</w:t>
-            </w:r>
-            <w:r>
-              <w:rPr>
-                <w:rFonts w:ascii="Calibri" w:eastAsia="Times New Roman" w:hAnsi="Calibri" w:cs="Calibri"/>
-                <w:color w:val="000000" w:themeColor="text1"/>
-                <w:sz w:val="16"/>
-                <w:szCs w:val="16"/>
-                <w:lang w:val="en-CA"/>
-              </w:rPr>
-              <w:t xml:space="preserve"> (Neither &gt;75% broadleaf nor &gt;75% </w:t>
-            </w:r>
-            <w:proofErr w:type="spellStart"/>
-            <w:r>
-              <w:rPr>
-                <w:rFonts w:ascii="Calibri" w:eastAsia="Times New Roman" w:hAnsi="Calibri" w:cs="Calibri"/>
-                <w:color w:val="000000" w:themeColor="text1"/>
-                <w:sz w:val="16"/>
-                <w:szCs w:val="16"/>
-                <w:lang w:val="en-CA"/>
-              </w:rPr>
-              <w:t>mixedwood</w:t>
-            </w:r>
-            <w:proofErr w:type="spellEnd"/>
-            <w:r>
-              <w:rPr>
-                <w:rFonts w:ascii="Calibri" w:eastAsia="Times New Roman" w:hAnsi="Calibri" w:cs="Calibri"/>
-                <w:color w:val="000000" w:themeColor="text1"/>
-                <w:sz w:val="16"/>
-                <w:szCs w:val="16"/>
-                <w:lang w:val="en-CA"/>
-              </w:rPr>
-              <w:t xml:space="preserve"> canopy cover).</w:t>
+              <w:t xml:space="preserve"> (Neither &gt;75% broadleaf nor &gt;75% mixedwood canopy cover).</w:t>
             </w:r>
           </w:p>
         </w:tc>
@@ -8008,6 +7842,45 @@
 </w:document>
 </file>
 
+<file path=word/comments.xml><?xml version="1.0" encoding="utf-8"?>
+<w:comments xmlns:wpc="http://schemas.microsoft.com/office/word/2010/wordprocessingCanvas" xmlns:cx="http://schemas.microsoft.com/office/drawing/2014/chartex" xmlns:cx1="http://schemas.microsoft.com/office/drawing/2015/9/8/chartex" xmlns:cx2="http://schemas.microsoft.com/office/drawing/2015/10/21/chartex" xmlns:cx3="http://schemas.microsoft.com/office/drawing/2016/5/9/chartex" xmlns:cx4="http://schemas.microsoft.com/office/drawing/2016/5/10/chartex" xmlns:cx5="http://schemas.microsoft.com/office/drawing/2016/5/11/chartex" xmlns:cx6="http://schemas.microsoft.com/office/drawing/2016/5/12/chartex" xmlns:cx7="http://schemas.microsoft.com/office/drawing/2016/5/13/chartex" xmlns:cx8="http://schemas.microsoft.com/office/drawing/2016/5/14/chartex" xmlns:mc="http://schemas.openxmlformats.org/markup-compatibility/2006" xmlns:aink="http://schemas.microsoft.com/office/drawing/2016/ink" xmlns:am3d="http://schemas.microsoft.com/office/drawing/2017/model3d" xmlns:o="urn:schemas-microsoft-com:office:office" xmlns:oel="http://schemas.microsoft.com/office/2019/extlst" xmlns:r="http://schemas.openxmlformats.org/officeDocument/2006/relationships" xmlns:m="http://schemas.openxmlformats.org/officeDocument/2006/math" xmlns:v="urn:schemas-microsoft-com:vml" xmlns:wp14="http://schemas.microsoft.com/office/word/2010/wordprocessingDrawing" xmlns:wp="http://schemas.openxmlformats.org/drawingml/2006/wordprocessingDrawing" xmlns:w10="urn:schemas-microsoft-com:office:word" xmlns:w="http://schemas.openxmlformats.org/wordprocessingml/2006/main" xmlns:w14="http://schemas.microsoft.com/office/word/2010/wordml" xmlns:w15="http://schemas.microsoft.com/office/word/2012/wordml" xmlns:w16cex="http://schemas.microsoft.com/office/word/2018/wordml/cex" xmlns:w16cid="http://schemas.microsoft.com/office/word/2016/wordml/cid" xmlns:w16="http://schemas.microsoft.com/office/word/2018/wordml" xmlns:w16du="http://schemas.microsoft.com/office/word/2023/wordml/word16du" xmlns:w16sdtdh="http://schemas.microsoft.com/office/word/2020/wordml/sdtdatahash" xmlns:w16sdtfl="http://schemas.microsoft.com/office/word/2024/wordml/sdtformatlock" xmlns:w16se="http://schemas.microsoft.com/office/word/2015/wordml/symex" xmlns:wpg="http://schemas.microsoft.com/office/word/2010/wordprocessingGroup" xmlns:wpi="http://schemas.microsoft.com/office/word/2010/wordprocessingInk" xmlns:wne="http://schemas.microsoft.com/office/word/2006/wordml" xmlns:wps="http://schemas.microsoft.com/office/word/2010/wordprocessingShape" mc:Ignorable="w14 w15 w16se w16cid w16 w16cex w16sdtdh w16sdtfl w16du wp14">
+  <w:comment w:id="0" w:author="Emerald Arthurs" w:date="2026-07-01T10:24:00Z" w:initials="EA">
+    <w:p>
+      <w:pPr>
+        <w:pStyle w:val="CommentText"/>
+      </w:pPr>
+      <w:r>
+        <w:rPr>
+          <w:rStyle w:val="CommentReference"/>
+        </w:rPr>
+        <w:annotationRef/>
+      </w:r>
+      <w:r>
+        <w:t>Very minor but our other figures have capitalized first words lol. Feel free to ignore</w:t>
+      </w:r>
+    </w:p>
+  </w:comment>
+</w:comments>
+</file>
+
+<file path=word/commentsExtended.xml><?xml version="1.0" encoding="utf-8"?>
+<w15:commentsEx xmlns:wpc="http://schemas.microsoft.com/office/word/2010/wordprocessingCanvas" xmlns:cx="http://schemas.microsoft.com/office/drawing/2014/chartex" xmlns:cx1="http://schemas.microsoft.com/office/drawing/2015/9/8/chartex" xmlns:cx2="http://schemas.microsoft.com/office/drawing/2015/10/21/chartex" xmlns:cx3="http://schemas.microsoft.com/office/drawing/2016/5/9/chartex" xmlns:cx4="http://schemas.microsoft.com/office/drawing/2016/5/10/chartex" xmlns:cx5="http://schemas.microsoft.com/office/drawing/2016/5/11/chartex" xmlns:cx6="http://schemas.microsoft.com/office/drawing/2016/5/12/chartex" xmlns:cx7="http://schemas.microsoft.com/office/drawing/2016/5/13/chartex" xmlns:cx8="http://schemas.microsoft.com/office/drawing/2016/5/14/chartex" xmlns:mc="http://schemas.openxmlformats.org/markup-compatibility/2006" xmlns:aink="http://schemas.microsoft.com/office/drawing/2016/ink" xmlns:am3d="http://schemas.microsoft.com/office/drawing/2017/model3d" xmlns:o="urn:schemas-microsoft-com:office:office" xmlns:oel="http://schemas.microsoft.com/office/2019/extlst" xmlns:r="http://schemas.openxmlformats.org/officeDocument/2006/relationships" xmlns:m="http://schemas.openxmlformats.org/officeDocument/2006/math" xmlns:v="urn:schemas-microsoft-com:vml" xmlns:wp14="http://schemas.microsoft.com/office/word/2010/wordprocessingDrawing" xmlns:wp="http://schemas.openxmlformats.org/drawingml/2006/wordprocessingDrawing" xmlns:w10="urn:schemas-microsoft-com:office:word" xmlns:w="http://schemas.openxmlformats.org/wordprocessingml/2006/main" xmlns:w14="http://schemas.microsoft.com/office/word/2010/wordml" xmlns:w15="http://schemas.microsoft.com/office/word/2012/wordml" xmlns:w16cex="http://schemas.microsoft.com/office/word/2018/wordml/cex" xmlns:w16cid="http://schemas.microsoft.com/office/word/2016/wordml/cid" xmlns:w16="http://schemas.microsoft.com/office/word/2018/wordml" xmlns:w16du="http://schemas.microsoft.com/office/word/2023/wordml/word16du" xmlns:w16sdtdh="http://schemas.microsoft.com/office/word/2020/wordml/sdtdatahash" xmlns:w16sdtfl="http://schemas.microsoft.com/office/word/2024/wordml/sdtformatlock" xmlns:w16se="http://schemas.microsoft.com/office/word/2015/wordml/symex" xmlns:wpg="http://schemas.microsoft.com/office/word/2010/wordprocessingGroup" xmlns:wpi="http://schemas.microsoft.com/office/word/2010/wordprocessingInk" xmlns:wne="http://schemas.microsoft.com/office/word/2006/wordml" xmlns:wps="http://schemas.microsoft.com/office/word/2010/wordprocessingShape" mc:Ignorable="w14 w15 w16se w16cid w16 w16cex w16sdtdh w16sdtfl w16du wp14">
+  <w15:commentEx w15:paraId="12A87830" w15:done="0"/>
+</w15:commentsEx>
+</file>
+
+<file path=word/commentsExtensible.xml><?xml version="1.0" encoding="utf-8"?>
+<w16cex:commentsExtensible xmlns:wpc="http://schemas.microsoft.com/office/word/2010/wordprocessingCanvas" xmlns:cx="http://schemas.microsoft.com/office/drawing/2014/chartex" xmlns:cx1="http://schemas.microsoft.com/office/drawing/2015/9/8/chartex" xmlns:cx2="http://schemas.microsoft.com/office/drawing/2015/10/21/chartex" xmlns:cx3="http://schemas.microsoft.com/office/drawing/2016/5/9/chartex" xmlns:cx4="http://schemas.microsoft.com/office/drawing/2016/5/10/chartex" xmlns:cx5="http://schemas.microsoft.com/office/drawing/2016/5/11/chartex" xmlns:cx6="http://schemas.microsoft.com/office/drawing/2016/5/12/chartex" xmlns:cx7="http://schemas.microsoft.com/office/drawing/2016/5/13/chartex" xmlns:cx8="http://schemas.microsoft.com/office/drawing/2016/5/14/chartex" xmlns:cr="http://schemas.microsoft.com/office/comments/2020/reactions" xmlns:mc="http://schemas.openxmlformats.org/markup-compatibility/2006" xmlns:aink="http://schemas.microsoft.com/office/drawing/2016/ink" xmlns:am3d="http://schemas.microsoft.com/office/drawing/2017/model3d" xmlns:o="urn:schemas-microsoft-com:office:office" xmlns:oel="http://schemas.microsoft.com/office/2019/extlst" xmlns:r="http://schemas.openxmlformats.org/officeDocument/2006/relationships" xmlns:m="http://schemas.openxmlformats.org/officeDocument/2006/math" xmlns:v="urn:schemas-microsoft-com:vml" xmlns:wp14="http://schemas.microsoft.com/office/word/2010/wordprocessingDrawing" xmlns:wp="http://schemas.openxmlformats.org/drawingml/2006/wordprocessingDrawing" xmlns:w10="urn:schemas-microsoft-com:office:word" xmlns:w="http://schemas.openxmlformats.org/wordprocessingml/2006/main" xmlns:w14="http://schemas.microsoft.com/office/word/2010/wordml" xmlns:w15="http://schemas.microsoft.com/office/word/2012/wordml" xmlns:w16cex="http://schemas.microsoft.com/office/word/2018/wordml/cex" xmlns:w16cid="http://schemas.microsoft.com/office/word/2016/wordml/cid" xmlns:w16="http://schemas.microsoft.com/office/word/2018/wordml" xmlns:w16du="http://schemas.microsoft.com/office/word/2023/wordml/word16du" xmlns:w16sdtdh="http://schemas.microsoft.com/office/word/2020/wordml/sdtdatahash" xmlns:w16sdtfl="http://schemas.microsoft.com/office/word/2024/wordml/sdtformatlock" xmlns:w16se="http://schemas.microsoft.com/office/word/2015/wordml/symex" xmlns:wpg="http://schemas.microsoft.com/office/word/2010/wordprocessingGroup" xmlns:wpi="http://schemas.microsoft.com/office/word/2010/wordprocessingInk" xmlns:wne="http://schemas.microsoft.com/office/word/2006/wordml" xmlns:wps="http://schemas.microsoft.com/office/word/2010/wordprocessingShape" mc:Ignorable="w14 w15 w16se w16cid w16 w16cex w16sdtdh w16sdtfl cr w16du wp14">
+  <w16cex:commentExtensible w16cex:durableId="0A7200F5" w16cex:dateUtc="2026-07-01T17:24:00Z"/>
+</w16cex:commentsExtensible>
+</file>
+
+<file path=word/commentsIds.xml><?xml version="1.0" encoding="utf-8"?>
+<w16cid:commentsIds xmlns:wpc="http://schemas.microsoft.com/office/word/2010/wordprocessingCanvas" xmlns:cx="http://schemas.microsoft.com/office/drawing/2014/chartex" xmlns:cx1="http://schemas.microsoft.com/office/drawing/2015/9/8/chartex" xmlns:cx2="http://schemas.microsoft.com/office/drawing/2015/10/21/chartex" xmlns:cx3="http://schemas.microsoft.com/office/drawing/2016/5/9/chartex" xmlns:cx4="http://schemas.microsoft.com/office/drawing/2016/5/10/chartex" xmlns:cx5="http://schemas.microsoft.com/office/drawing/2016/5/11/chartex" xmlns:cx6="http://schemas.microsoft.com/office/drawing/2016/5/12/chartex" xmlns:cx7="http://schemas.microsoft.com/office/drawing/2016/5/13/chartex" xmlns:cx8="http://schemas.microsoft.com/office/drawing/2016/5/14/chartex" xmlns:mc="http://schemas.openxmlformats.org/markup-compatibility/2006" xmlns:aink="http://schemas.microsoft.com/office/drawing/2016/ink" xmlns:am3d="http://schemas.microsoft.com/office/drawing/2017/model3d" xmlns:o="urn:schemas-microsoft-com:office:office" xmlns:oel="http://schemas.microsoft.com/office/2019/extlst" xmlns:r="http://schemas.openxmlformats.org/officeDocument/2006/relationships" xmlns:m="http://schemas.openxmlformats.org/officeDocument/2006/math" xmlns:v="urn:schemas-microsoft-com:vml" xmlns:wp14="http://schemas.microsoft.com/office/word/2010/wordprocessingDrawing" xmlns:wp="http://schemas.openxmlformats.org/drawingml/2006/wordprocessingDrawing" xmlns:w10="urn:schemas-microsoft-com:office:word" xmlns:w="http://schemas.openxmlformats.org/wordprocessingml/2006/main" xmlns:w14="http://schemas.microsoft.com/office/word/2010/wordml" xmlns:w15="http://schemas.microsoft.com/office/word/2012/wordml" xmlns:w16cex="http://schemas.microsoft.com/office/word/2018/wordml/cex" xmlns:w16cid="http://schemas.microsoft.com/office/word/2016/wordml/cid" xmlns:w16="http://schemas.microsoft.com/office/word/2018/wordml" xmlns:w16du="http://schemas.microsoft.com/office/word/2023/wordml/word16du" xmlns:w16sdtdh="http://schemas.microsoft.com/office/word/2020/wordml/sdtdatahash" xmlns:w16sdtfl="http://schemas.microsoft.com/office/word/2024/wordml/sdtformatlock" xmlns:w16se="http://schemas.microsoft.com/office/word/2015/wordml/symex" xmlns:wpg="http://schemas.microsoft.com/office/word/2010/wordprocessingGroup" xmlns:wpi="http://schemas.microsoft.com/office/word/2010/wordprocessingInk" xmlns:wne="http://schemas.microsoft.com/office/word/2006/wordml" xmlns:wps="http://schemas.microsoft.com/office/word/2010/wordprocessingShape" mc:Ignorable="w14 w15 w16se w16cid w16 w16cex w16sdtdh w16sdtfl w16du wp14">
+  <w16cid:commentId w16cid:paraId="12A87830" w16cid:durableId="0A7200F5"/>
+</w16cid:commentsIds>
+</file>
+
 <file path=word/endnotes.xml><?xml version="1.0" encoding="utf-8"?>
 <w:endnotes xmlns:wpc="http://schemas.microsoft.com/office/word/2010/wordprocessingCanvas" xmlns:cx="http://schemas.microsoft.com/office/drawing/2014/chartex" xmlns:cx1="http://schemas.microsoft.com/office/drawing/2015/9/8/chartex" xmlns:cx2="http://schemas.microsoft.com/office/drawing/2015/10/21/chartex" xmlns:cx3="http://schemas.microsoft.com/office/drawing/2016/5/9/chartex" xmlns:cx4="http://schemas.microsoft.com/office/drawing/2016/5/10/chartex" xmlns:cx5="http://schemas.microsoft.com/office/drawing/2016/5/11/chartex" xmlns:cx6="http://schemas.microsoft.com/office/drawing/2016/5/12/chartex" xmlns:cx7="http://schemas.microsoft.com/office/drawing/2016/5/13/chartex" xmlns:cx8="http://schemas.microsoft.com/office/drawing/2016/5/14/chartex" xmlns:mc="http://schemas.openxmlformats.org/markup-compatibility/2006" xmlns:aink="http://schemas.microsoft.com/office/drawing/2016/ink" xmlns:am3d="http://schemas.microsoft.com/office/drawing/2017/model3d" xmlns:o="urn:schemas-microsoft-com:office:office" xmlns:oel="http://schemas.microsoft.com/office/2019/extlst" xmlns:r="http://schemas.openxmlformats.org/officeDocument/2006/relationships" xmlns:m="http://schemas.openxmlformats.org/officeDocument/2006/math" xmlns:v="urn:schemas-microsoft-com:vml" xmlns:wp14="http://schemas.microsoft.com/office/word/2010/wordprocessingDrawing" xmlns:wp="http://schemas.openxmlformats.org/drawingml/2006/wordprocessingDrawing" xmlns:w10="urn:schemas-microsoft-com:office:word" xmlns:w="http://schemas.openxmlformats.org/wordprocessingml/2006/main" xmlns:w14="http://schemas.microsoft.com/office/word/2010/wordml" xmlns:w15="http://schemas.microsoft.com/office/word/2012/wordml" xmlns:w16cex="http://schemas.microsoft.com/office/word/2018/wordml/cex" xmlns:w16cid="http://schemas.microsoft.com/office/word/2016/wordml/cid" xmlns:w16="http://schemas.microsoft.com/office/word/2018/wordml" xmlns:w16du="http://schemas.microsoft.com/office/word/2023/wordml/word16du" xmlns:w16sdtdh="http://schemas.microsoft.com/office/word/2020/wordml/sdtdatahash" xmlns:w16sdtfl="http://schemas.microsoft.com/office/word/2024/wordml/sdtformatlock" xmlns:w16se="http://schemas.microsoft.com/office/word/2015/wordml/symex" xmlns:wpg="http://schemas.microsoft.com/office/word/2010/wordprocessingGroup" xmlns:wpi="http://schemas.microsoft.com/office/word/2010/wordprocessingInk" xmlns:wne="http://schemas.microsoft.com/office/word/2006/wordml" xmlns:wps="http://schemas.microsoft.com/office/word/2010/wordprocessingShape" mc:Ignorable="w14 w15 w16se w16cid w16 w16cex w16sdtdh w16sdtfl w16du wp14">
   <w:endnote w:type="separator" w:id="-1">
@@ -8056,6 +7929,14 @@
     </w:p>
   </w:footnote>
 </w:footnotes>
+</file>
+
+<file path=word/people.xml><?xml version="1.0" encoding="utf-8"?>
+<w15:people xmlns:wpc="http://schemas.microsoft.com/office/word/2010/wordprocessingCanvas" xmlns:cx="http://schemas.microsoft.com/office/drawing/2014/chartex" xmlns:cx1="http://schemas.microsoft.com/office/drawing/2015/9/8/chartex" xmlns:cx2="http://schemas.microsoft.com/office/drawing/2015/10/21/chartex" xmlns:cx3="http://schemas.microsoft.com/office/drawing/2016/5/9/chartex" xmlns:cx4="http://schemas.microsoft.com/office/drawing/2016/5/10/chartex" xmlns:cx5="http://schemas.microsoft.com/office/drawing/2016/5/11/chartex" xmlns:cx6="http://schemas.microsoft.com/office/drawing/2016/5/12/chartex" xmlns:cx7="http://schemas.microsoft.com/office/drawing/2016/5/13/chartex" xmlns:cx8="http://schemas.microsoft.com/office/drawing/2016/5/14/chartex" xmlns:mc="http://schemas.openxmlformats.org/markup-compatibility/2006" xmlns:aink="http://schemas.microsoft.com/office/drawing/2016/ink" xmlns:am3d="http://schemas.microsoft.com/office/drawing/2017/model3d" xmlns:o="urn:schemas-microsoft-com:office:office" xmlns:oel="http://schemas.microsoft.com/office/2019/extlst" xmlns:r="http://schemas.openxmlformats.org/officeDocument/2006/relationships" xmlns:m="http://schemas.openxmlformats.org/officeDocument/2006/math" xmlns:v="urn:schemas-microsoft-com:vml" xmlns:wp14="http://schemas.microsoft.com/office/word/2010/wordprocessingDrawing" xmlns:wp="http://schemas.openxmlformats.org/drawingml/2006/wordprocessingDrawing" xmlns:w10="urn:schemas-microsoft-com:office:word" xmlns:w="http://schemas.openxmlformats.org/wordprocessingml/2006/main" xmlns:w14="http://schemas.microsoft.com/office/word/2010/wordml" xmlns:w15="http://schemas.microsoft.com/office/word/2012/wordml" xmlns:w16cex="http://schemas.microsoft.com/office/word/2018/wordml/cex" xmlns:w16cid="http://schemas.microsoft.com/office/word/2016/wordml/cid" xmlns:w16="http://schemas.microsoft.com/office/word/2018/wordml" xmlns:w16du="http://schemas.microsoft.com/office/word/2023/wordml/word16du" xmlns:w16sdtdh="http://schemas.microsoft.com/office/word/2020/wordml/sdtdatahash" xmlns:w16sdtfl="http://schemas.microsoft.com/office/word/2024/wordml/sdtformatlock" xmlns:w16se="http://schemas.microsoft.com/office/word/2015/wordml/symex" xmlns:wpg="http://schemas.microsoft.com/office/word/2010/wordprocessingGroup" xmlns:wpi="http://schemas.microsoft.com/office/word/2010/wordprocessingInk" xmlns:wne="http://schemas.microsoft.com/office/word/2006/wordml" xmlns:wps="http://schemas.microsoft.com/office/word/2010/wordprocessingShape" mc:Ignorable="w14 w15 w16se w16cid w16 w16cex w16sdtdh w16sdtfl w16du wp14">
+  <w15:person w15:author="Emerald Arthurs">
+    <w15:presenceInfo w15:providerId="AD" w15:userId="S::emeraldarthurs@uvic.ca::23d26a0a-a700-4c48-83d0-7bfeb94b491f"/>
+  </w15:person>
+</w15:people>
 </file>
 
 <file path=word/styles.xml><?xml version="1.0" encoding="utf-8"?>
@@ -9448,6 +9329,26 @@
 </file>
 
 <file path=customXml/item1.xml><?xml version="1.0" encoding="utf-8"?>
+<p:properties xmlns:p="http://schemas.microsoft.com/office/2006/metadata/properties" xmlns:xsi="http://www.w3.org/2001/XMLSchema-instance" xmlns:pc="http://schemas.microsoft.com/office/infopath/2007/PartnerControls">
+  <documentManagement>
+    <lcf76f155ced4ddcb4097134ff3c332f xmlns="c0a0a0f1-3c46-4886-8e30-d043dc2f905a">
+      <Terms xmlns="http://schemas.microsoft.com/office/infopath/2007/PartnerControls"/>
+    </lcf76f155ced4ddcb4097134ff3c332f>
+    <TaxCatchAll xmlns="eadef010-0449-4dfd-aa06-d5d57999348a" xsi:nil="true"/>
+  </documentManagement>
+</p:properties>
+</file>
+
+<file path=customXml/item2.xml><?xml version="1.0" encoding="utf-8"?>
+<?mso-contentType ?>
+<FormTemplates xmlns="http://schemas.microsoft.com/sharepoint/v3/contenttype/forms">
+  <Display>DocumentLibraryForm</Display>
+  <Edit>DocumentLibraryForm</Edit>
+  <New>DocumentLibraryForm</New>
+</FormTemplates>
+</file>
+
+<file path=customXml/item3.xml><?xml version="1.0" encoding="utf-8"?>
 <ct:contentTypeSchema xmlns:ct="http://schemas.microsoft.com/office/2006/metadata/contentType" xmlns:ma="http://schemas.microsoft.com/office/2006/metadata/properties/metaAttributes" ct:_="" ma:_="" ma:contentTypeName="Document" ma:contentTypeID="0x010100EBA72E1DE2B58840A4B183E515DEA84C" ma:contentTypeVersion="14" ma:contentTypeDescription="Create a new document." ma:contentTypeScope="" ma:versionID="aefc8fcb08ac47a005fdefa29af34621">
   <xsd:schema xmlns:xsd="http://www.w3.org/2001/XMLSchema" xmlns:xs="http://www.w3.org/2001/XMLSchema" xmlns:p="http://schemas.microsoft.com/office/2006/metadata/properties" xmlns:ns2="c0a0a0f1-3c46-4886-8e30-d043dc2f905a" xmlns:ns3="eadef010-0449-4dfd-aa06-d5d57999348a" targetNamespace="http://schemas.microsoft.com/office/2006/metadata/properties" ma:root="true" ma:fieldsID="bffe585922b53ce43ce7894560982c5a" ns2:_="" ns3:_="">
     <xsd:import namespace="c0a0a0f1-3c46-4886-8e30-d043dc2f905a"/>
@@ -9660,27 +9561,26 @@
 </ct:contentTypeSchema>
 </file>
 
-<file path=customXml/item2.xml><?xml version="1.0" encoding="utf-8"?>
-<?mso-contentType ?>
-<FormTemplates xmlns="http://schemas.microsoft.com/sharepoint/v3/contenttype/forms">
-  <Display>DocumentLibraryForm</Display>
-  <Edit>DocumentLibraryForm</Edit>
-  <New>DocumentLibraryForm</New>
-</FormTemplates>
+<file path=customXml/itemProps1.xml><?xml version="1.0" encoding="utf-8"?>
+<ds:datastoreItem xmlns:ds="http://schemas.openxmlformats.org/officeDocument/2006/customXml" ds:itemID="{466C636C-DFB3-43C0-B224-C94E96A47B3C}">
+  <ds:schemaRefs>
+    <ds:schemaRef ds:uri="http://schemas.microsoft.com/office/2006/metadata/properties"/>
+    <ds:schemaRef ds:uri="http://schemas.microsoft.com/office/infopath/2007/PartnerControls"/>
+    <ds:schemaRef ds:uri="c0a0a0f1-3c46-4886-8e30-d043dc2f905a"/>
+    <ds:schemaRef ds:uri="eadef010-0449-4dfd-aa06-d5d57999348a"/>
+  </ds:schemaRefs>
+</ds:datastoreItem>
 </file>
 
-<file path=customXml/item3.xml><?xml version="1.0" encoding="utf-8"?>
-<p:properties xmlns:p="http://schemas.microsoft.com/office/2006/metadata/properties" xmlns:xsi="http://www.w3.org/2001/XMLSchema-instance" xmlns:pc="http://schemas.microsoft.com/office/infopath/2007/PartnerControls">
-  <documentManagement>
-    <lcf76f155ced4ddcb4097134ff3c332f xmlns="c0a0a0f1-3c46-4886-8e30-d043dc2f905a">
-      <Terms xmlns="http://schemas.microsoft.com/office/infopath/2007/PartnerControls"/>
-    </lcf76f155ced4ddcb4097134ff3c332f>
-    <TaxCatchAll xmlns="eadef010-0449-4dfd-aa06-d5d57999348a" xsi:nil="true"/>
-  </documentManagement>
-</p:properties>
+<file path=customXml/itemProps2.xml><?xml version="1.0" encoding="utf-8"?>
+<ds:datastoreItem xmlns:ds="http://schemas.openxmlformats.org/officeDocument/2006/customXml" ds:itemID="{7D1FFEED-4AB4-4923-9F9F-C84FB6D24A40}">
+  <ds:schemaRefs>
+    <ds:schemaRef ds:uri="http://schemas.microsoft.com/sharepoint/v3/contenttype/forms"/>
+  </ds:schemaRefs>
+</ds:datastoreItem>
 </file>
 
-<file path=customXml/itemProps1.xml><?xml version="1.0" encoding="utf-8"?>
+<file path=customXml/itemProps3.xml><?xml version="1.0" encoding="utf-8"?>
 <ds:datastoreItem xmlns:ds="http://schemas.openxmlformats.org/officeDocument/2006/customXml" ds:itemID="{E9D189E4-AD06-4BBF-A54B-3F84A76C56F9}">
   <ds:schemaRefs>
     <ds:schemaRef ds:uri="http://schemas.microsoft.com/office/2006/metadata/contentType"/>
@@ -9697,23 +9597,4 @@
     <ds:schemaRef ds:uri="http://schemas.microsoft.com/internal/obd"/>
   </ds:schemaRefs>
 </ds:datastoreItem>
-</file>
-
-<file path=customXml/itemProps2.xml><?xml version="1.0" encoding="utf-8"?>
-<ds:datastoreItem xmlns:ds="http://schemas.openxmlformats.org/officeDocument/2006/customXml" ds:itemID="{7D1FFEED-4AB4-4923-9F9F-C84FB6D24A40}">
-  <ds:schemaRefs>
-    <ds:schemaRef ds:uri="http://schemas.microsoft.com/sharepoint/v3/contenttype/forms"/>
-  </ds:schemaRefs>
-</ds:datastoreItem>
-</file>
-
-<file path=customXml/itemProps3.xml><?xml version="1.0" encoding="utf-8"?>
-<ds:datastoreItem xmlns:ds="http://schemas.openxmlformats.org/officeDocument/2006/customXml" ds:itemID="{466C636C-DFB3-43C0-B224-C94E96A47B3C}">
-  <ds:schemaRefs>
-    <ds:schemaRef ds:uri="http://schemas.microsoft.com/office/2006/metadata/properties"/>
-    <ds:schemaRef ds:uri="http://schemas.microsoft.com/office/infopath/2007/PartnerControls"/>
-    <ds:schemaRef ds:uri="c0a0a0f1-3c46-4886-8e30-d043dc2f905a"/>
-    <ds:schemaRef ds:uri="eadef010-0449-4dfd-aa06-d5d57999348a"/>
-  </ds:schemaRefs>
-</ds:datastoreItem>
 </file>